--- a/40-kreativy/tz/ТЗ_сторис_МИГФЕСТ.docx
+++ b/40-kreativy/tz/ТЗ_сторис_МИГФЕСТ.docx
@@ -87,7 +87,7 @@
         <w:t xml:space="preserve">Что нужно от сторис: </w:t>
       </w:r>
       <w:r>
-        <w:t xml:space="preserve">чтобы человек перешёл по ссылке и купил билет. Ссылка — в разделе «Ссылка».</w:t>
+        <w:t xml:space="preserve">чтобы человек перешёл по ссылке и зарегистрировался. Ссылка — в разделе «Ссылка».</w:t>
       </w:r>
     </w:p>
     <w:p>
@@ -320,7 +320,7 @@
                 <w:b w:val="false"/>
                 <w:bCs w:val="false"/>
               </w:rPr>
-              <w:t xml:space="preserve">до 15 сентября — 45 € · после 15 сентября — 55 €</w:t>
+              <w:t xml:space="preserve">бесплатно, вход открыт всем</w:t>
             </w:r>
           </w:p>
         </w:tc>
@@ -342,7 +342,7 @@
                 <w:b/>
                 <w:bCs/>
               </w:rPr>
-              <w:t xml:space="preserve">Входит в билет</w:t>
+              <w:t xml:space="preserve">Что получает участник</w:t>
             </w:r>
           </w:p>
         </w:tc>
@@ -584,7 +584,7 @@
         <w:spacing w:after="120"/>
       </w:pPr>
       <w:r>
-        <w:t xml:space="preserve">Билет также можно купить в телеграм-боте фестиваля: t.me/mig_fest_bot</w:t>
+        <w:t xml:space="preserve">Зарегистрироваться также можно в телеграм-боте фестиваля: t.me/mig_fest_bot</w:t>
       </w:r>
     </w:p>
     <w:p>
@@ -972,7 +972,7 @@
         <w:spacing w:after="160" w:before="360"/>
       </w:pPr>
       <w:r>
-        <w:t xml:space="preserve">Слайд 4 · Цена и призыв</w:t>
+        <w:t xml:space="preserve">Слайд 4 · Что получаете и призыв</w:t>
       </w:r>
     </w:p>
     <w:p>
@@ -988,7 +988,7 @@
           <w:i/>
           <w:iCs/>
         </w:rPr>
-        <w:t xml:space="preserve">Что по деньгам. Билет стоит пятьдесят пять евро — до пятнадцатого сентября было сорок пять.</w:t>
+        <w:t xml:space="preserve">И главное: участие бесплатное. Вход открыт всем, платить не надо.</w:t>
       </w:r>
     </w:p>
     <w:p>
@@ -1004,7 +1004,7 @@
           <w:i/>
           <w:iCs/>
         </w:rPr>
-        <w:t xml:space="preserve">За эти деньги: два дня, записи всех тем остаются у вас навсегда, сертификат участника и подарки — там разыгрывают сто евро на обучение и дают скидки.</w:t>
+        <w:t xml:space="preserve">При этом записи всех шести тем остаются у вас навсегда, есть сертификат участника, а среди участников разыгрывают сто евро на обучение.</w:t>
       </w:r>
     </w:p>
     <w:p>
@@ -1020,7 +1020,7 @@
           <w:i/>
           <w:iCs/>
         </w:rPr>
-        <w:t xml:space="preserve">Ссылка в этой сторис. Если будут вопросы — пишите, я спрошу у организаторов.</w:t>
+        <w:t xml:space="preserve">Регистрация по ссылке в этой сторис. Если будут вопросы — пишите, я спрошу у организаторов.</w:t>
       </w:r>
     </w:p>
     <w:p>
@@ -1035,7 +1035,7 @@
         <w:t xml:space="preserve">Текст на экране: </w:t>
       </w:r>
       <w:r>
-        <w:t xml:space="preserve">билет 55 € · записи навсегда · сертификат</w:t>
+        <w:t xml:space="preserve">бесплатно · записи навсегда · сертификат</w:t>
       </w:r>
     </w:p>
     <w:p>
@@ -1099,7 +1099,7 @@
           <w:i/>
           <w:iCs/>
         </w:rPr>
-        <w:t xml:space="preserve">Кто думал — сейчас последний момент взять билет, потом будут только записи для тех, кто купил.</w:t>
+        <w:t xml:space="preserve">Кто ещё не зарегистрировался — сейчас самое время, участие бесплатное.</w:t>
       </w:r>
     </w:p>
     <w:p>
@@ -1164,7 +1164,7 @@
         <w:spacing w:after="80"/>
       </w:pPr>
       <w:r>
-        <w:t xml:space="preserve">Не использовать «последний шанс» и счётчики мест. Настоящих причин достаточно: дата фестиваля и то, что цена уже выросла.</w:t>
+        <w:t xml:space="preserve">Не использовать «последний шанс» и счётчики мест. Единственная настоящая причина поторопиться — дата фестиваля.</w:t>
       </w:r>
     </w:p>
     <w:p>
@@ -1253,7 +1253,7 @@
           <w:i/>
           <w:iCs/>
         </w:rPr>
-        <w:t xml:space="preserve">Два дня, шесть тем на выбор, 40 спикеров. Записи остаются навсегда. Билет 55 €.</w:t>
+        <w:t xml:space="preserve">Два дня, шесть тем на выбор, 40 спикеров. Записи остаются навсегда. Участие бесплатное.</w:t>
       </w:r>
     </w:p>
     <w:p>
@@ -1812,7 +1812,7 @@
         <w:spacing w:after="120"/>
       </w:pPr>
       <w:r>
-        <w:t xml:space="preserve">Весь блок должен выйти не позднее 24 сентября, чтобы у людей осталось время купить билет.</w:t>
+        <w:t xml:space="preserve">Весь блок должен выйти не позднее 24 сентября, чтобы у людей осталось время зарегистрироваться.</w:t>
       </w:r>
     </w:p>
     <w:sectPr>
